--- a/ema-regulation-ai/export/数据与分析过程说明.docx
+++ b/ema-regulation-ai/export/数据与分析过程说明.docx
@@ -22,7 +22,7 @@
       </w:pPr>
       <w:r>
         <w:rPr/>
-        <w:t>Dual-Pathway Affective Process Tracing for Auditable Assessment of Emotion Regulation in Daily Life</w:t>
+        <w:t>Dual-Pathway Affective Process Tracing for Auditable Assessment of Emotion Regulation in Primary-School Pupils</w:t>
         <w:br/>
       </w:r>
       <w:r>
@@ -74,7 +74,6 @@
             <w:pPr>
               <w:pStyle w:val="TableContents"/>
               <w:bidi w:val="0"/>
-              <w:spacing w:before="0" w:after="283"/>
               <w:jc w:val="left"/>
               <w:rPr/>
             </w:pPr>
@@ -94,7 +93,7 @@
               <w:rPr>
                 <w:b/>
               </w:rPr>
-              <w:t xml:space="preserve">名「参与者」是模拟生成的，不是真人填答的问卷或 </w:t>
+              <w:t xml:space="preserve">名「小学生」是模拟生成的， 不是真人填答的问卷或 </w:t>
             </w:r>
             <w:r>
               <w:rPr>
@@ -106,27 +105,11 @@
               <w:rPr>
                 <w:b/>
               </w:rPr>
-              <w:t>记录。</w:t>
-            </w:r>
-            <w:r>
-              <w:rPr/>
-              <w:t>论文摘要（“</w:t>
-            </w:r>
-            <w:r>
-              <w:rPr/>
-              <w:t>On 420 simulated participants…”</w:t>
-            </w:r>
-            <w:r>
-              <w:rPr/>
-              <w:t>）与第五节开头 （“</w:t>
-            </w:r>
-            <w:r>
-              <w:rPr/>
-              <w:t>No public momentary corpus records the strategy deployed at every prompt with certainty, so we construct a simulated corpus from an explicit psychological process model”</w:t>
-            </w:r>
-            <w:r>
-              <w:rPr/>
-              <w:t xml:space="preserve">）均已明确声明。第七节 </w:t>
+              <w:t>记录。没有任何一名真实儿童被取样，也不存在与之对应的 家长知情同意、儿童同意或伦理审查记录。</w:t>
+            </w:r>
+            <w:r>
+              <w:rPr/>
+              <w:t xml:space="preserve">论文摘要、第五节开头与第七节 </w:t>
             </w:r>
             <w:r>
               <w:rPr/>
@@ -134,7 +117,20 @@
             </w:r>
             <w:r>
               <w:rPr/>
-              <w:t>小节把它同时列为 本研究的主要局限。</w:t>
+              <w:t>小节 均已明确声明这一点。</w:t>
+            </w:r>
+          </w:p>
+          <w:p>
+            <w:pPr>
+              <w:pStyle w:val="TableContents"/>
+              <w:bidi w:val="0"/>
+              <w:spacing w:before="0" w:after="283"/>
+              <w:jc w:val="left"/>
+              <w:rPr/>
+            </w:pPr>
+            <w:r>
+              <w:rPr/>
+              <w:t>把这份数据当作真实施测结果引用、上报、或对外呈现，就是伪造实证依据。请不要 这样使用。</w:t>
             </w:r>
           </w:p>
         </w:tc>
@@ -199,15 +195,7 @@
       </w:pPr>
       <w:r>
         <w:rPr/>
-        <w:t>没有任何观测语料能确定地提供这个标签——</w:t>
-      </w:r>
-      <w:r>
-        <w:rPr/>
-        <w:t xml:space="preserve">EMA </w:t>
-      </w:r>
-      <w:r>
-        <w:rPr/>
-        <w:t>自评条目本身就是带噪声、带 交叉负荷的间接指标，这正是本文要处理的问题。因此该指标只有在生成过程已知 的模拟条件下才可计算。这是一个方法上的取舍：换来的是把「可审计性」从一句 设计主张变成一个可测量的量，代价是外部效度需要在观测语料上另行验证。</w:t>
+        <w:t>没有任何观测语料能确定地提供这个标签——瞬时自评条目本身就是带噪声、带 交叉负荷的间接指标，这正是本文要处理的问题；对小学生而言更是如此，这个年龄段 对自身调节过程的内省报告是各年龄段中最不可靠的。因此该指标只有在生成过程已知 的模拟条件下才可计算。这是一个方法上的取舍：换来的是把「可审计性」从一句 设计主张变成一个可测量的量，代价是外部效度需要在真实校园语料上另行验证。</w:t>
       </w:r>
     </w:p>
     <w:p>
@@ -219,7 +207,89 @@
       </w:pPr>
       <w:r>
         <w:rPr/>
-        <w:t>生成模型锚定的已发表数值</w:t>
+        <w:t>取样设计</w:t>
+      </w:r>
+    </w:p>
+    <w:p>
+      <w:pPr>
+        <w:pStyle w:val="BodyText"/>
+        <w:bidi w:val="0"/>
+        <w:jc w:val="left"/>
+        <w:rPr/>
+      </w:pPr>
+      <w:r>
+        <w:rPr/>
+        <w:t>模拟的是一所小学真的跑得起来的方案：四至六年级（</w:t>
+      </w:r>
+      <w:r>
+        <w:rPr/>
+        <w:t xml:space="preserve">9–12 </w:t>
+      </w:r>
+      <w:r>
+        <w:rPr/>
+        <w:t xml:space="preserve">岁）学生，连续 </w:t>
+      </w:r>
+      <w:r>
+        <w:rPr/>
+        <w:t xml:space="preserve">12 </w:t>
+      </w:r>
+      <w:r>
+        <w:rPr/>
+        <w:t xml:space="preserve">个上学日，每天 </w:t>
+      </w:r>
+      <w:r>
+        <w:rPr/>
+        <w:t xml:space="preserve">4 </w:t>
+      </w:r>
+      <w:r>
+        <w:rPr/>
+        <w:t xml:space="preserve">次提示，共 </w:t>
+      </w:r>
+      <w:r>
+        <w:rPr/>
+        <w:t xml:space="preserve">48 </w:t>
+      </w:r>
+      <w:r>
+        <w:rPr/>
+        <w:t>次计划提示。四个 时点分别是上午课间、午休、下午课间、放学后——都紧跟在一段非结构化或半结构化 的时间之后（这段时间里比较可能真的发生了什么），并且不打断任何一节课。</w:t>
+      </w:r>
+    </w:p>
+    <w:p>
+      <w:pPr>
+        <w:pStyle w:val="Heading3"/>
+        <w:bidi w:val="0"/>
+        <w:jc w:val="left"/>
+        <w:rPr/>
+      </w:pPr>
+      <w:r>
+        <w:rPr/>
+        <w:t>生成模型的参数：哪些取自文献，哪些是设定值</w:t>
+      </w:r>
+    </w:p>
+    <w:p>
+      <w:pPr>
+        <w:pStyle w:val="BodyText"/>
+        <w:bidi w:val="0"/>
+        <w:jc w:val="left"/>
+        <w:rPr/>
+      </w:pPr>
+      <w:r>
+        <w:rPr/>
+        <w:t>这两类必须分开看。</w:t>
+      </w:r>
+      <w:r>
+        <w:rPr>
+          <w:rStyle w:val="SourceText"/>
+        </w:rPr>
+        <w:t>model/ema_data.py</w:t>
+      </w:r>
+      <w:r>
+        <w:rPr/>
+        <w:t xml:space="preserve"> </w:t>
+      </w:r>
+      <w:r>
+        <w:rPr/>
+        <w:t>的文件头也是这样分列的。</w:t>
       </w:r>
     </w:p>
     <w:tbl>
@@ -236,15 +306,15 @@
         </w:tblCellMar>
       </w:tblPr>
       <w:tblGrid>
-        <w:gridCol w:w="3172"/>
-        <w:gridCol w:w="1721"/>
-        <w:gridCol w:w="6446"/>
+        <w:gridCol w:w="2007"/>
+        <w:gridCol w:w="1775"/>
+        <w:gridCol w:w="7557"/>
       </w:tblGrid>
       <w:tr>
         <w:trPr/>
         <w:tc>
           <w:tcPr>
-            <w:tcW w:w="3172" w:type="dxa"/>
+            <w:tcW w:w="2007" w:type="dxa"/>
             <w:tcBorders/>
             <w:vAlign w:val="center"/>
           </w:tcPr>
@@ -266,7 +336,7 @@
         </w:tc>
         <w:tc>
           <w:tcPr>
-            <w:tcW w:w="1721" w:type="dxa"/>
+            <w:tcW w:w="1775" w:type="dxa"/>
             <w:tcBorders/>
             <w:vAlign w:val="center"/>
           </w:tcPr>
@@ -288,7 +358,7 @@
         </w:tc>
         <w:tc>
           <w:tcPr>
-            <w:tcW w:w="6446" w:type="dxa"/>
+            <w:tcW w:w="7557" w:type="dxa"/>
             <w:tcBorders/>
             <w:vAlign w:val="center"/>
           </w:tcPr>
@@ -313,73 +383,26 @@
         <w:trPr/>
         <w:tc>
           <w:tcPr>
-            <w:tcW w:w="3172" w:type="dxa"/>
-            <w:tcBorders/>
-            <w:vAlign w:val="center"/>
-          </w:tcPr>
-          <w:p>
-            <w:pPr>
-              <w:pStyle w:val="TableContents"/>
-              <w:bidi w:val="0"/>
-              <w:spacing w:before="0" w:after="283"/>
-              <w:jc w:val="left"/>
-              <w:rPr/>
-            </w:pPr>
-            <w:r>
-              <w:rPr/>
-              <w:t>情绪惯性（瞬时负性情绪一阶自相关）</w:t>
-            </w:r>
-          </w:p>
-        </w:tc>
-        <w:tc>
-          <w:tcPr>
-            <w:tcW w:w="1721" w:type="dxa"/>
-            <w:tcBorders/>
-            <w:vAlign w:val="center"/>
-          </w:tcPr>
-          <w:p>
-            <w:pPr>
-              <w:pStyle w:val="TableContents"/>
-              <w:bidi w:val="0"/>
-              <w:spacing w:before="0" w:after="283"/>
-              <w:jc w:val="left"/>
-              <w:rPr/>
-            </w:pPr>
-            <w:r>
-              <w:rPr/>
-              <w:t xml:space="preserve">中心 </w:t>
-            </w:r>
-            <w:r>
-              <w:rPr/>
-              <w:t>0.35</w:t>
-            </w:r>
-          </w:p>
-        </w:tc>
-        <w:tc>
-          <w:tcPr>
-            <w:tcW w:w="6446" w:type="dxa"/>
-            <w:tcBorders/>
-            <w:vAlign w:val="center"/>
-          </w:tcPr>
-          <w:p>
-            <w:pPr>
-              <w:pStyle w:val="TableContents"/>
-              <w:bidi w:val="0"/>
-              <w:spacing w:before="0" w:after="283"/>
-              <w:jc w:val="left"/>
-              <w:rPr/>
-            </w:pPr>
-            <w:r>
-              <w:rPr/>
-              <w:t>社区样本经验取样研究的典型值（</w:t>
-            </w:r>
-            <w:r>
-              <w:rPr/>
-              <w:t xml:space="preserve">Kuppens </w:t>
-            </w:r>
-            <w:r>
-              <w:rPr/>
-              <w:t>等）</w:t>
+            <w:tcW w:w="11339" w:type="dxa"/>
+            <w:gridSpan w:val="3"/>
+            <w:tcBorders/>
+            <w:vAlign w:val="center"/>
+          </w:tcPr>
+          <w:p>
+            <w:pPr>
+              <w:pStyle w:val="TableContents"/>
+              <w:bidi w:val="0"/>
+              <w:spacing w:before="0" w:after="283"/>
+              <w:jc w:val="left"/>
+              <w:rPr>
+                <w:b/>
+              </w:rPr>
+            </w:pPr>
+            <w:r>
+              <w:rPr>
+                <w:b/>
+              </w:rPr>
+              <w:t>取自已发表文献</w:t>
             </w:r>
           </w:p>
         </w:tc>
@@ -388,73 +411,73 @@
         <w:trPr/>
         <w:tc>
           <w:tcPr>
-            <w:tcW w:w="3172" w:type="dxa"/>
-            <w:tcBorders/>
-            <w:vAlign w:val="center"/>
-          </w:tcPr>
-          <w:p>
-            <w:pPr>
-              <w:pStyle w:val="TableContents"/>
-              <w:bidi w:val="0"/>
-              <w:spacing w:before="0" w:after="283"/>
-              <w:jc w:val="left"/>
-              <w:rPr/>
-            </w:pPr>
-            <w:r>
-              <w:rPr/>
-              <w:t>瞬时负性情绪的个体内变异</w:t>
-            </w:r>
-          </w:p>
-        </w:tc>
-        <w:tc>
-          <w:tcPr>
-            <w:tcW w:w="1721" w:type="dxa"/>
-            <w:tcBorders/>
-            <w:vAlign w:val="center"/>
-          </w:tcPr>
-          <w:p>
-            <w:pPr>
-              <w:pStyle w:val="TableContents"/>
-              <w:bidi w:val="0"/>
-              <w:spacing w:before="0" w:after="283"/>
-              <w:jc w:val="left"/>
-              <w:rPr/>
-            </w:pPr>
-            <w:r>
-              <w:rPr/>
-              <w:t xml:space="preserve">7 </w:t>
-            </w:r>
-            <w:r>
-              <w:rPr/>
-              <w:t xml:space="preserve">点量表上约 </w:t>
-            </w:r>
-            <w:r>
-              <w:rPr/>
-              <w:t xml:space="preserve">0.75 </w:t>
-            </w:r>
-            <w:r>
-              <w:rPr/>
-              <w:t>分</w:t>
-            </w:r>
-          </w:p>
-        </w:tc>
-        <w:tc>
-          <w:tcPr>
-            <w:tcW w:w="6446" w:type="dxa"/>
-            <w:tcBorders/>
-            <w:vAlign w:val="center"/>
-          </w:tcPr>
-          <w:p>
-            <w:pPr>
-              <w:pStyle w:val="TableContents"/>
-              <w:bidi w:val="0"/>
-              <w:spacing w:before="0" w:after="283"/>
-              <w:jc w:val="left"/>
-              <w:rPr/>
-            </w:pPr>
-            <w:r>
-              <w:rPr/>
-              <w:t>同上</w:t>
+            <w:tcW w:w="2007" w:type="dxa"/>
+            <w:tcBorders/>
+            <w:vAlign w:val="center"/>
+          </w:tcPr>
+          <w:p>
+            <w:pPr>
+              <w:pStyle w:val="TableContents"/>
+              <w:bidi w:val="0"/>
+              <w:spacing w:before="0" w:after="283"/>
+              <w:jc w:val="left"/>
+              <w:rPr/>
+            </w:pPr>
+            <w:r>
+              <w:rPr/>
+              <w:t xml:space="preserve">ERQ-CA </w:t>
+            </w:r>
+            <w:r>
+              <w:rPr/>
+              <w:t>认知重评</w:t>
+            </w:r>
+          </w:p>
+        </w:tc>
+        <w:tc>
+          <w:tcPr>
+            <w:tcW w:w="1775" w:type="dxa"/>
+            <w:tcBorders/>
+            <w:vAlign w:val="center"/>
+          </w:tcPr>
+          <w:p>
+            <w:pPr>
+              <w:pStyle w:val="TableContents"/>
+              <w:bidi w:val="0"/>
+              <w:spacing w:before="0" w:after="283"/>
+              <w:jc w:val="left"/>
+              <w:rPr/>
+            </w:pPr>
+            <w:r>
+              <w:rPr/>
+              <w:t xml:space="preserve">条目均值 </w:t>
+            </w:r>
+            <w:r>
+              <w:rPr/>
+              <w:t>3.59</w:t>
+            </w:r>
+          </w:p>
+        </w:tc>
+        <w:tc>
+          <w:tcPr>
+            <w:tcW w:w="7557" w:type="dxa"/>
+            <w:tcBorders/>
+            <w:vAlign w:val="center"/>
+          </w:tcPr>
+          <w:p>
+            <w:pPr>
+              <w:pStyle w:val="TableContents"/>
+              <w:bidi w:val="0"/>
+              <w:spacing w:before="0" w:after="283"/>
+              <w:jc w:val="left"/>
+              <w:rPr/>
+            </w:pPr>
+            <w:r>
+              <w:rPr/>
+              <w:t>Gullone &amp; Taffe (2012)</w:t>
+            </w:r>
+            <w:r>
+              <w:rPr/>
+              <w:t>，儿童青少年情绪调节问卷</w:t>
             </w:r>
           </w:p>
         </w:tc>
@@ -463,61 +486,69 @@
         <w:trPr/>
         <w:tc>
           <w:tcPr>
-            <w:tcW w:w="3172" w:type="dxa"/>
-            <w:tcBorders/>
-            <w:vAlign w:val="center"/>
-          </w:tcPr>
-          <w:p>
-            <w:pPr>
-              <w:pStyle w:val="TableContents"/>
-              <w:bidi w:val="0"/>
-              <w:spacing w:before="0" w:after="283"/>
-              <w:jc w:val="left"/>
-              <w:rPr/>
-            </w:pPr>
-            <w:r>
-              <w:rPr/>
-              <w:t>提示应答率</w:t>
-            </w:r>
-          </w:p>
-        </w:tc>
-        <w:tc>
-          <w:tcPr>
-            <w:tcW w:w="1721" w:type="dxa"/>
-            <w:tcBorders/>
-            <w:vAlign w:val="center"/>
-          </w:tcPr>
-          <w:p>
-            <w:pPr>
-              <w:pStyle w:val="TableContents"/>
-              <w:bidi w:val="0"/>
-              <w:spacing w:before="0" w:after="283"/>
-              <w:jc w:val="left"/>
-              <w:rPr/>
-            </w:pPr>
-            <w:r>
-              <w:rPr/>
-              <w:t>85%</w:t>
-            </w:r>
-          </w:p>
-        </w:tc>
-        <w:tc>
-          <w:tcPr>
-            <w:tcW w:w="6446" w:type="dxa"/>
-            <w:tcBorders/>
-            <w:vAlign w:val="center"/>
-          </w:tcPr>
-          <w:p>
-            <w:pPr>
-              <w:pStyle w:val="TableContents"/>
-              <w:bidi w:val="0"/>
-              <w:spacing w:before="0" w:after="283"/>
-              <w:jc w:val="left"/>
-              <w:rPr/>
-            </w:pPr>
-            <w:r>
-              <w:rPr/>
-              <w:t>信号取样设计的常见完成率，由此产生不等长序列</w:t>
+            <w:tcW w:w="2007" w:type="dxa"/>
+            <w:tcBorders/>
+            <w:vAlign w:val="center"/>
+          </w:tcPr>
+          <w:p>
+            <w:pPr>
+              <w:pStyle w:val="TableContents"/>
+              <w:bidi w:val="0"/>
+              <w:spacing w:before="0" w:after="283"/>
+              <w:jc w:val="left"/>
+              <w:rPr/>
+            </w:pPr>
+            <w:r>
+              <w:rPr/>
+              <w:t xml:space="preserve">ERQ-CA </w:t>
+            </w:r>
+            <w:r>
+              <w:rPr/>
+              <w:t>表达抑制</w:t>
+            </w:r>
+          </w:p>
+        </w:tc>
+        <w:tc>
+          <w:tcPr>
+            <w:tcW w:w="1775" w:type="dxa"/>
+            <w:tcBorders/>
+            <w:vAlign w:val="center"/>
+          </w:tcPr>
+          <w:p>
+            <w:pPr>
+              <w:pStyle w:val="TableContents"/>
+              <w:bidi w:val="0"/>
+              <w:spacing w:before="0" w:after="283"/>
+              <w:jc w:val="left"/>
+              <w:rPr/>
+            </w:pPr>
+            <w:r>
+              <w:rPr/>
+              <w:t xml:space="preserve">条目均值 </w:t>
+            </w:r>
+            <w:r>
+              <w:rPr/>
+              <w:t>2.64</w:t>
+            </w:r>
+          </w:p>
+        </w:tc>
+        <w:tc>
+          <w:tcPr>
+            <w:tcW w:w="7557" w:type="dxa"/>
+            <w:tcBorders/>
+            <w:vAlign w:val="center"/>
+          </w:tcPr>
+          <w:p>
+            <w:pPr>
+              <w:pStyle w:val="TableContents"/>
+              <w:bidi w:val="0"/>
+              <w:spacing w:before="0" w:after="283"/>
+              <w:jc w:val="left"/>
+              <w:rPr/>
+            </w:pPr>
+            <w:r>
+              <w:rPr/>
+              <w:t>同上</w:t>
             </w:r>
           </w:p>
         </w:tc>
@@ -526,65 +557,81 @@
         <w:trPr/>
         <w:tc>
           <w:tcPr>
-            <w:tcW w:w="3172" w:type="dxa"/>
-            <w:tcBorders/>
-            <w:vAlign w:val="center"/>
-          </w:tcPr>
-          <w:p>
-            <w:pPr>
-              <w:pStyle w:val="TableContents"/>
-              <w:bidi w:val="0"/>
-              <w:spacing w:before="0" w:after="283"/>
-              <w:jc w:val="left"/>
-              <w:rPr/>
-            </w:pPr>
-            <w:r>
-              <w:rPr/>
-              <w:t xml:space="preserve">ERQ </w:t>
-            </w:r>
-            <w:r>
-              <w:rPr/>
-              <w:t>认知重评</w:t>
-            </w:r>
-          </w:p>
-        </w:tc>
-        <w:tc>
-          <w:tcPr>
-            <w:tcW w:w="1721" w:type="dxa"/>
-            <w:tcBorders/>
-            <w:vAlign w:val="center"/>
-          </w:tcPr>
-          <w:p>
-            <w:pPr>
-              <w:pStyle w:val="TableContents"/>
-              <w:bidi w:val="0"/>
-              <w:spacing w:before="0" w:after="283"/>
-              <w:jc w:val="left"/>
-              <w:rPr/>
-            </w:pPr>
-            <w:r>
-              <w:rPr/>
-              <w:t>M = 4.9, SD = 0.9</w:t>
-            </w:r>
-          </w:p>
-        </w:tc>
-        <w:tc>
-          <w:tcPr>
-            <w:tcW w:w="6446" w:type="dxa"/>
-            <w:tcBorders/>
-            <w:vAlign w:val="center"/>
-          </w:tcPr>
-          <w:p>
-            <w:pPr>
-              <w:pStyle w:val="TableContents"/>
-              <w:bidi w:val="0"/>
-              <w:spacing w:before="0" w:after="283"/>
-              <w:jc w:val="left"/>
-              <w:rPr/>
-            </w:pPr>
-            <w:r>
-              <w:rPr/>
-              <w:t>Gross &amp; John (2003)</w:t>
+            <w:tcW w:w="2007" w:type="dxa"/>
+            <w:tcBorders/>
+            <w:vAlign w:val="center"/>
+          </w:tcPr>
+          <w:p>
+            <w:pPr>
+              <w:pStyle w:val="TableContents"/>
+              <w:bidi w:val="0"/>
+              <w:spacing w:before="0" w:after="283"/>
+              <w:jc w:val="left"/>
+              <w:rPr/>
+            </w:pPr>
+            <w:r>
+              <w:rPr/>
+              <w:t>提示应答率</w:t>
+            </w:r>
+          </w:p>
+        </w:tc>
+        <w:tc>
+          <w:tcPr>
+            <w:tcW w:w="1775" w:type="dxa"/>
+            <w:tcBorders/>
+            <w:vAlign w:val="center"/>
+          </w:tcPr>
+          <w:p>
+            <w:pPr>
+              <w:pStyle w:val="TableContents"/>
+              <w:bidi w:val="0"/>
+              <w:spacing w:before="0" w:after="283"/>
+              <w:jc w:val="left"/>
+              <w:rPr/>
+            </w:pPr>
+            <w:r>
+              <w:rPr/>
+              <w:t>77%</w:t>
+            </w:r>
+          </w:p>
+        </w:tc>
+        <w:tc>
+          <w:tcPr>
+            <w:tcW w:w="7557" w:type="dxa"/>
+            <w:tcBorders/>
+            <w:vAlign w:val="center"/>
+          </w:tcPr>
+          <w:p>
+            <w:pPr>
+              <w:pStyle w:val="TableContents"/>
+              <w:bidi w:val="0"/>
+              <w:spacing w:before="0" w:after="283"/>
+              <w:jc w:val="left"/>
+              <w:rPr/>
+            </w:pPr>
+            <w:r>
+              <w:rPr/>
+              <w:t xml:space="preserve">Wen </w:t>
+            </w:r>
+            <w:r>
+              <w:rPr/>
+              <w:t xml:space="preserve">等 </w:t>
+            </w:r>
+            <w:r>
+              <w:rPr/>
+              <w:t xml:space="preserve">(2017) </w:t>
+            </w:r>
+            <w:r>
+              <w:rPr/>
+              <w:t xml:space="preserve">对儿童青少年瞬时取样的系统综述与元分析，在每天 </w:t>
+            </w:r>
+            <w:r>
+              <w:rPr/>
+              <w:t xml:space="preserve">4–5 </w:t>
+            </w:r>
+            <w:r>
+              <w:rPr/>
+              <w:t>次密度下的合并应答率</w:t>
             </w:r>
           </w:p>
         </w:tc>
@@ -593,65 +640,89 @@
         <w:trPr/>
         <w:tc>
           <w:tcPr>
-            <w:tcW w:w="3172" w:type="dxa"/>
-            <w:tcBorders/>
-            <w:vAlign w:val="center"/>
-          </w:tcPr>
-          <w:p>
-            <w:pPr>
-              <w:pStyle w:val="TableContents"/>
-              <w:bidi w:val="0"/>
-              <w:spacing w:before="0" w:after="283"/>
-              <w:jc w:val="left"/>
-              <w:rPr/>
-            </w:pPr>
-            <w:r>
-              <w:rPr/>
-              <w:t xml:space="preserve">ERQ </w:t>
-            </w:r>
-            <w:r>
-              <w:rPr/>
-              <w:t>表达抑制</w:t>
-            </w:r>
-          </w:p>
-        </w:tc>
-        <w:tc>
-          <w:tcPr>
-            <w:tcW w:w="1721" w:type="dxa"/>
-            <w:tcBorders/>
-            <w:vAlign w:val="center"/>
-          </w:tcPr>
-          <w:p>
-            <w:pPr>
-              <w:pStyle w:val="TableContents"/>
-              <w:bidi w:val="0"/>
-              <w:spacing w:before="0" w:after="283"/>
-              <w:jc w:val="left"/>
-              <w:rPr/>
-            </w:pPr>
-            <w:r>
-              <w:rPr/>
-              <w:t>M = 3.4, SD = 1.1</w:t>
-            </w:r>
-          </w:p>
-        </w:tc>
-        <w:tc>
-          <w:tcPr>
-            <w:tcW w:w="6446" w:type="dxa"/>
-            <w:tcBorders/>
-            <w:vAlign w:val="center"/>
-          </w:tcPr>
-          <w:p>
-            <w:pPr>
-              <w:pStyle w:val="TableContents"/>
-              <w:bidi w:val="0"/>
-              <w:spacing w:before="0" w:after="283"/>
-              <w:jc w:val="left"/>
-              <w:rPr/>
-            </w:pPr>
-            <w:r>
-              <w:rPr/>
-              <w:t>Gross &amp; John (2003)</w:t>
+            <w:tcW w:w="2007" w:type="dxa"/>
+            <w:tcBorders/>
+            <w:vAlign w:val="center"/>
+          </w:tcPr>
+          <w:p>
+            <w:pPr>
+              <w:pStyle w:val="TableContents"/>
+              <w:bidi w:val="0"/>
+              <w:spacing w:before="0" w:after="283"/>
+              <w:jc w:val="left"/>
+              <w:rPr/>
+            </w:pPr>
+            <w:r>
+              <w:rPr/>
+              <w:t>五族策略的发展序位</w:t>
+            </w:r>
+          </w:p>
+        </w:tc>
+        <w:tc>
+          <w:tcPr>
+            <w:tcW w:w="1775" w:type="dxa"/>
+            <w:tcBorders/>
+            <w:vAlign w:val="center"/>
+          </w:tcPr>
+          <w:p>
+            <w:pPr>
+              <w:pStyle w:val="TableContents"/>
+              <w:bidi w:val="0"/>
+              <w:spacing w:before="0" w:after="283"/>
+              <w:jc w:val="left"/>
+              <w:rPr/>
+            </w:pPr>
+            <w:r>
+              <w:rPr/>
+              <w:t>见下</w:t>
+            </w:r>
+          </w:p>
+        </w:tc>
+        <w:tc>
+          <w:tcPr>
+            <w:tcW w:w="7557" w:type="dxa"/>
+            <w:tcBorders/>
+            <w:vAlign w:val="center"/>
+          </w:tcPr>
+          <w:p>
+            <w:pPr>
+              <w:pStyle w:val="TableContents"/>
+              <w:bidi w:val="0"/>
+              <w:spacing w:before="0" w:after="283"/>
+              <w:jc w:val="left"/>
+              <w:rPr/>
+            </w:pPr>
+            <w:r>
+              <w:rPr/>
+              <w:t xml:space="preserve">Gullone </w:t>
+            </w:r>
+            <w:r>
+              <w:rPr/>
+              <w:t xml:space="preserve">等 </w:t>
+            </w:r>
+            <w:r>
+              <w:rPr/>
+              <w:t>(2010)</w:t>
+            </w:r>
+            <w:r>
+              <w:rPr/>
+              <w:t>、</w:t>
+            </w:r>
+            <w:r>
+              <w:rPr/>
+              <w:t xml:space="preserve">Zeman </w:t>
+            </w:r>
+            <w:r>
+              <w:rPr/>
+              <w:t xml:space="preserve">等 </w:t>
+            </w:r>
+            <w:r>
+              <w:rPr/>
+              <w:t>(2006)</w:t>
+            </w:r>
+            <w:r>
+              <w:rPr/>
+              <w:t>：注意分配与情境修正最常见， 认知改变最少见；认知重评的效能低于情境定向策略，因为这个年龄段 重评能力仍在成形</w:t>
             </w:r>
           </w:p>
         </w:tc>
@@ -660,65 +731,65 @@
         <w:trPr/>
         <w:tc>
           <w:tcPr>
-            <w:tcW w:w="3172" w:type="dxa"/>
-            <w:tcBorders/>
-            <w:vAlign w:val="center"/>
-          </w:tcPr>
-          <w:p>
-            <w:pPr>
-              <w:pStyle w:val="TableContents"/>
-              <w:bidi w:val="0"/>
-              <w:spacing w:before="0" w:after="283"/>
-              <w:jc w:val="left"/>
-              <w:rPr/>
-            </w:pPr>
-            <w:r>
-              <w:rPr/>
-              <w:t xml:space="preserve">DERS </w:t>
-            </w:r>
-            <w:r>
-              <w:rPr/>
-              <w:t>总分</w:t>
-            </w:r>
-          </w:p>
-        </w:tc>
-        <w:tc>
-          <w:tcPr>
-            <w:tcW w:w="1721" w:type="dxa"/>
-            <w:tcBorders/>
-            <w:vAlign w:val="center"/>
-          </w:tcPr>
-          <w:p>
-            <w:pPr>
-              <w:pStyle w:val="TableContents"/>
-              <w:bidi w:val="0"/>
-              <w:spacing w:before="0" w:after="283"/>
-              <w:jc w:val="left"/>
-              <w:rPr/>
-            </w:pPr>
-            <w:r>
-              <w:rPr/>
-              <w:t>M = 80, SD = 20</w:t>
-            </w:r>
-          </w:p>
-        </w:tc>
-        <w:tc>
-          <w:tcPr>
-            <w:tcW w:w="6446" w:type="dxa"/>
-            <w:tcBorders/>
-            <w:vAlign w:val="center"/>
-          </w:tcPr>
-          <w:p>
-            <w:pPr>
-              <w:pStyle w:val="TableContents"/>
-              <w:bidi w:val="0"/>
-              <w:spacing w:before="0" w:after="283"/>
-              <w:jc w:val="left"/>
-              <w:rPr/>
-            </w:pPr>
-            <w:r>
-              <w:rPr/>
-              <w:t>Gratz &amp; Roemer (2004)</w:t>
+            <w:tcW w:w="2007" w:type="dxa"/>
+            <w:tcBorders/>
+            <w:vAlign w:val="center"/>
+          </w:tcPr>
+          <w:p>
+            <w:pPr>
+              <w:pStyle w:val="TableContents"/>
+              <w:bidi w:val="0"/>
+              <w:spacing w:before="0" w:after="283"/>
+              <w:jc w:val="left"/>
+              <w:rPr/>
+            </w:pPr>
+            <w:r>
+              <w:rPr/>
+              <w:t>调节策略族的划分</w:t>
+            </w:r>
+          </w:p>
+        </w:tc>
+        <w:tc>
+          <w:tcPr>
+            <w:tcW w:w="1775" w:type="dxa"/>
+            <w:tcBorders/>
+            <w:vAlign w:val="center"/>
+          </w:tcPr>
+          <w:p>
+            <w:pPr>
+              <w:pStyle w:val="TableContents"/>
+              <w:bidi w:val="0"/>
+              <w:spacing w:before="0" w:after="283"/>
+              <w:jc w:val="left"/>
+              <w:rPr/>
+            </w:pPr>
+            <w:r>
+              <w:rPr/>
+              <w:t>五族</w:t>
+            </w:r>
+          </w:p>
+        </w:tc>
+        <w:tc>
+          <w:tcPr>
+            <w:tcW w:w="7557" w:type="dxa"/>
+            <w:tcBorders/>
+            <w:vAlign w:val="center"/>
+          </w:tcPr>
+          <w:p>
+            <w:pPr>
+              <w:pStyle w:val="TableContents"/>
+              <w:bidi w:val="0"/>
+              <w:spacing w:before="0" w:after="283"/>
+              <w:jc w:val="left"/>
+              <w:rPr/>
+            </w:pPr>
+            <w:r>
+              <w:rPr/>
+              <w:t xml:space="preserve">Gross </w:t>
+            </w:r>
+            <w:r>
+              <w:rPr/>
+              <w:t>情绪调节过程模型：情境选择、情境修正、注意分配、认知改变、 反应调整</w:t>
             </w:r>
           </w:p>
         </w:tc>
@@ -727,65 +798,302 @@
         <w:trPr/>
         <w:tc>
           <w:tcPr>
-            <w:tcW w:w="3172" w:type="dxa"/>
-            <w:tcBorders/>
-            <w:vAlign w:val="center"/>
-          </w:tcPr>
-          <w:p>
-            <w:pPr>
-              <w:pStyle w:val="TableContents"/>
-              <w:bidi w:val="0"/>
-              <w:spacing w:before="0" w:after="283"/>
-              <w:jc w:val="left"/>
-              <w:rPr/>
-            </w:pPr>
-            <w:r>
-              <w:rPr/>
-              <w:t>调节策略族</w:t>
-            </w:r>
-          </w:p>
-        </w:tc>
-        <w:tc>
-          <w:tcPr>
-            <w:tcW w:w="1721" w:type="dxa"/>
-            <w:tcBorders/>
-            <w:vAlign w:val="center"/>
-          </w:tcPr>
-          <w:p>
-            <w:pPr>
-              <w:pStyle w:val="TableContents"/>
-              <w:bidi w:val="0"/>
-              <w:spacing w:before="0" w:after="283"/>
-              <w:jc w:val="left"/>
-              <w:rPr/>
-            </w:pPr>
-            <w:r>
-              <w:rPr/>
-              <w:t>五族</w:t>
-            </w:r>
-          </w:p>
-        </w:tc>
-        <w:tc>
-          <w:tcPr>
-            <w:tcW w:w="6446" w:type="dxa"/>
-            <w:tcBorders/>
-            <w:vAlign w:val="center"/>
-          </w:tcPr>
-          <w:p>
-            <w:pPr>
-              <w:pStyle w:val="TableContents"/>
-              <w:bidi w:val="0"/>
-              <w:spacing w:before="0" w:after="283"/>
-              <w:jc w:val="left"/>
-              <w:rPr/>
-            </w:pPr>
-            <w:r>
-              <w:rPr/>
-              <w:t xml:space="preserve">Gross </w:t>
-            </w:r>
-            <w:r>
-              <w:rPr/>
-              <w:t>情绪调节过程模型：情境选择、情境修正、注意分配、认知改变、 反应调整</w:t>
+            <w:tcW w:w="11339" w:type="dxa"/>
+            <w:gridSpan w:val="3"/>
+            <w:tcBorders/>
+            <w:vAlign w:val="center"/>
+          </w:tcPr>
+          <w:p>
+            <w:pPr>
+              <w:pStyle w:val="TableContents"/>
+              <w:bidi w:val="0"/>
+              <w:spacing w:before="0" w:after="283"/>
+              <w:jc w:val="left"/>
+              <w:rPr>
+                <w:b/>
+              </w:rPr>
+            </w:pPr>
+            <w:r>
+              <w:rPr>
+                <w:b/>
+              </w:rPr>
+              <w:t>设定值，非文献报告值</w:t>
+            </w:r>
+          </w:p>
+        </w:tc>
+      </w:tr>
+      <w:tr>
+        <w:trPr/>
+        <w:tc>
+          <w:tcPr>
+            <w:tcW w:w="2007" w:type="dxa"/>
+            <w:tcBorders/>
+            <w:vAlign w:val="center"/>
+          </w:tcPr>
+          <w:p>
+            <w:pPr>
+              <w:pStyle w:val="TableContents"/>
+              <w:bidi w:val="0"/>
+              <w:spacing w:before="0" w:after="283"/>
+              <w:jc w:val="left"/>
+              <w:rPr/>
+            </w:pPr>
+            <w:r>
+              <w:rPr/>
+              <w:t>两份问卷的标准差</w:t>
+            </w:r>
+          </w:p>
+        </w:tc>
+        <w:tc>
+          <w:tcPr>
+            <w:tcW w:w="1775" w:type="dxa"/>
+            <w:tcBorders/>
+            <w:vAlign w:val="center"/>
+          </w:tcPr>
+          <w:p>
+            <w:pPr>
+              <w:pStyle w:val="TableContents"/>
+              <w:bidi w:val="0"/>
+              <w:spacing w:before="0" w:after="283"/>
+              <w:jc w:val="left"/>
+              <w:rPr/>
+            </w:pPr>
+            <w:r>
+              <w:rPr/>
+              <w:t>0.75 / 0.85</w:t>
+            </w:r>
+          </w:p>
+        </w:tc>
+        <w:tc>
+          <w:tcPr>
+            <w:tcW w:w="7557" w:type="dxa"/>
+            <w:tcBorders/>
+            <w:vAlign w:val="center"/>
+          </w:tcPr>
+          <w:p>
+            <w:pPr>
+              <w:pStyle w:val="TableContents"/>
+              <w:bidi w:val="0"/>
+              <w:spacing w:before="0" w:after="283"/>
+              <w:jc w:val="left"/>
+              <w:rPr/>
+            </w:pPr>
+            <w:r>
+              <w:rPr/>
+              <w:t>选定，使分布落在量表范围内且不过度集中</w:t>
+            </w:r>
+          </w:p>
+        </w:tc>
+      </w:tr>
+      <w:tr>
+        <w:trPr/>
+        <w:tc>
+          <w:tcPr>
+            <w:tcW w:w="2007" w:type="dxa"/>
+            <w:tcBorders/>
+            <w:vAlign w:val="center"/>
+          </w:tcPr>
+          <w:p>
+            <w:pPr>
+              <w:pStyle w:val="TableContents"/>
+              <w:bidi w:val="0"/>
+              <w:spacing w:before="0" w:after="283"/>
+              <w:jc w:val="left"/>
+              <w:rPr/>
+            </w:pPr>
+            <w:r>
+              <w:rPr/>
+              <w:t>情绪惯性的分布</w:t>
+            </w:r>
+          </w:p>
+        </w:tc>
+        <w:tc>
+          <w:tcPr>
+            <w:tcW w:w="1775" w:type="dxa"/>
+            <w:tcBorders/>
+            <w:vAlign w:val="center"/>
+          </w:tcPr>
+          <w:p>
+            <w:pPr>
+              <w:pStyle w:val="TableContents"/>
+              <w:bidi w:val="0"/>
+              <w:spacing w:before="0" w:after="283"/>
+              <w:jc w:val="left"/>
+              <w:rPr/>
+            </w:pPr>
+            <w:r>
+              <w:rPr/>
+              <w:t xml:space="preserve">实测一阶自相关 </w:t>
+            </w:r>
+            <w:r>
+              <w:rPr/>
+              <w:t>0.24 (SD 0.18)</w:t>
+            </w:r>
+          </w:p>
+        </w:tc>
+        <w:tc>
+          <w:tcPr>
+            <w:tcW w:w="7557" w:type="dxa"/>
+            <w:tcBorders/>
+            <w:vAlign w:val="center"/>
+          </w:tcPr>
+          <w:p>
+            <w:pPr>
+              <w:pStyle w:val="TableContents"/>
+              <w:bidi w:val="0"/>
+              <w:spacing w:before="0" w:after="283"/>
+              <w:jc w:val="left"/>
+              <w:rPr/>
+            </w:pPr>
+            <w:r>
+              <w:rPr/>
+              <w:t>选定，低于成人社区样本的典型值——方向符合发展预期（这个年龄段 情绪在一天之内转换更快），但没有直接的文献锚点</w:t>
+            </w:r>
+          </w:p>
+        </w:tc>
+      </w:tr>
+      <w:tr>
+        <w:trPr/>
+        <w:tc>
+          <w:tcPr>
+            <w:tcW w:w="2007" w:type="dxa"/>
+            <w:tcBorders/>
+            <w:vAlign w:val="center"/>
+          </w:tcPr>
+          <w:p>
+            <w:pPr>
+              <w:pStyle w:val="TableContents"/>
+              <w:bidi w:val="0"/>
+              <w:spacing w:before="0" w:after="283"/>
+              <w:jc w:val="left"/>
+              <w:rPr/>
+            </w:pPr>
+            <w:r>
+              <w:rPr/>
+              <w:t xml:space="preserve">ERC </w:t>
+            </w:r>
+            <w:r>
+              <w:rPr/>
+              <w:t>教师报告的均值与标准差</w:t>
+            </w:r>
+          </w:p>
+        </w:tc>
+        <w:tc>
+          <w:tcPr>
+            <w:tcW w:w="1775" w:type="dxa"/>
+            <w:tcBorders/>
+            <w:vAlign w:val="center"/>
+          </w:tcPr>
+          <w:p>
+            <w:pPr>
+              <w:pStyle w:val="TableContents"/>
+              <w:bidi w:val="0"/>
+              <w:spacing w:before="0" w:after="283"/>
+              <w:jc w:val="left"/>
+              <w:rPr/>
+            </w:pPr>
+            <w:r>
+              <w:rPr/>
+              <w:t>3.21 (0.44)</w:t>
+            </w:r>
+          </w:p>
+        </w:tc>
+        <w:tc>
+          <w:tcPr>
+            <w:tcW w:w="7557" w:type="dxa"/>
+            <w:tcBorders/>
+            <w:vAlign w:val="center"/>
+          </w:tcPr>
+          <w:p>
+            <w:pPr>
+              <w:pStyle w:val="TableContents"/>
+              <w:bidi w:val="0"/>
+              <w:spacing w:before="0" w:after="283"/>
+              <w:jc w:val="left"/>
+              <w:rPr/>
+            </w:pPr>
+            <w:r>
+              <w:rPr/>
+              <w:t xml:space="preserve">选定。量表本身取自 </w:t>
+            </w:r>
+            <w:r>
+              <w:rPr/>
+              <w:t>Shields &amp; Cicchetti (1997)</w:t>
+            </w:r>
+            <w:r>
+              <w:rPr/>
+              <w:t>，但这里的矩是 设定的</w:t>
+            </w:r>
+          </w:p>
+        </w:tc>
+      </w:tr>
+      <w:tr>
+        <w:trPr/>
+        <w:tc>
+          <w:tcPr>
+            <w:tcW w:w="2007" w:type="dxa"/>
+            <w:tcBorders/>
+            <w:vAlign w:val="center"/>
+          </w:tcPr>
+          <w:p>
+            <w:pPr>
+              <w:pStyle w:val="TableContents"/>
+              <w:bidi w:val="0"/>
+              <w:spacing w:before="0" w:after="283"/>
+              <w:jc w:val="left"/>
+              <w:rPr/>
+            </w:pPr>
+            <w:r>
+              <w:rPr/>
+              <w:t>同伴</w:t>
+            </w:r>
+            <w:r>
+              <w:rPr/>
+              <w:t>/</w:t>
+            </w:r>
+            <w:r>
+              <w:rPr/>
+              <w:t>成人在场对策略选择的影响</w:t>
+            </w:r>
+          </w:p>
+        </w:tc>
+        <w:tc>
+          <w:tcPr>
+            <w:tcW w:w="1775" w:type="dxa"/>
+            <w:tcBorders/>
+            <w:vAlign w:val="center"/>
+          </w:tcPr>
+          <w:p>
+            <w:pPr>
+              <w:pStyle w:val="TableContents"/>
+              <w:bidi w:val="0"/>
+              <w:spacing w:before="0" w:after="283"/>
+              <w:jc w:val="left"/>
+              <w:rPr/>
+            </w:pPr>
+            <w:r>
+              <w:rPr/>
+              <w:t>见代码</w:t>
+            </w:r>
+          </w:p>
+        </w:tc>
+        <w:tc>
+          <w:tcPr>
+            <w:tcW w:w="7557" w:type="dxa"/>
+            <w:tcBorders/>
+            <w:vAlign w:val="center"/>
+          </w:tcPr>
+          <w:p>
+            <w:pPr>
+              <w:pStyle w:val="TableContents"/>
+              <w:bidi w:val="0"/>
+              <w:spacing w:before="0" w:after="283"/>
+              <w:jc w:val="left"/>
+              <w:rPr/>
+            </w:pPr>
+            <w:r>
+              <w:rPr/>
+              <w:t>选定，方向依据发展文献中的「同伴听众效应」：同伴在场显著提高 掩饰的概率</w:t>
             </w:r>
           </w:p>
         </w:tc>
@@ -812,17 +1120,17 @@
       </w:pPr>
       <w:r>
         <w:rPr/>
-        <w:t>每个时刻，模拟参与者部署哪一族策略，取决于三样东西：个人的习惯性倾向 （潜特质）、该情境的</w:t>
+        <w:t>每个时刻，模拟学生部署哪一族策略，取决于四样东西：个人的习惯性倾向 （潜特质）、该情境是不是他自己能动手改变的、一个个体差异参数「调节灵活性」 （决定策略选择随情境变化的强度），以及</w:t>
       </w:r>
       <w:r>
         <w:rPr>
           <w:b/>
         </w:rPr>
-        <w:t>可控性</w:t>
-      </w:r>
-      <w:r>
-        <w:rPr/>
-        <w:t>评估、以及一个个体差异参数「调节灵活性」， 后者决定策略选择随情境变化的强度。策略的</w:t>
+        <w:t>当时谁在场</w:t>
+      </w:r>
+      <w:r>
+        <w:rPr/>
+        <w:t xml:space="preserve">——成人在旁会提高 情境修正与「忍住不表现出来」的概率，同伴在旁会大幅提高掩饰的概率。策略的 </w:t>
       </w:r>
       <w:r>
         <w:rPr>
@@ -832,7 +1140,7 @@
       </w:r>
       <w:r>
         <w:rPr/>
-        <w:t>取决于策略与情境可控性 之间的</w:t>
+        <w:t>取决于策略与情境可控性之间的</w:t>
       </w:r>
       <w:r>
         <w:rPr>
@@ -842,7 +1150,7 @@
       </w:r>
       <w:r>
         <w:rPr/>
-        <w:t>——情境导向的两族在可控性高时有效，注意与认知两族在 不可控时有效，反应调整整体最弱。瞬时负性情绪按一阶自回归演化，受当刻应激 扰动，再被本次调节的成效削减。</w:t>
+        <w:t>：情境导向的两族在 可控性高时有效，注意与认知两族在不可控时有效，反应调整整体最弱。瞬时负性 情绪按一阶自回归演化，受当刻应激扰动，再被本次调节的成效削减。</w:t>
       </w:r>
     </w:p>
     <w:p>
@@ -951,15 +1259,15 @@
         </w:tblCellMar>
       </w:tblPr>
       <w:tblGrid>
-        <w:gridCol w:w="1821"/>
-        <w:gridCol w:w="659"/>
-        <w:gridCol w:w="8859"/>
+        <w:gridCol w:w="1734"/>
+        <w:gridCol w:w="661"/>
+        <w:gridCol w:w="8944"/>
       </w:tblGrid>
       <w:tr>
         <w:trPr/>
         <w:tc>
           <w:tcPr>
-            <w:tcW w:w="1821" w:type="dxa"/>
+            <w:tcW w:w="1734" w:type="dxa"/>
             <w:tcBorders/>
             <w:vAlign w:val="center"/>
           </w:tcPr>
@@ -981,7 +1289,7 @@
         </w:tc>
         <w:tc>
           <w:tcPr>
-            <w:tcW w:w="659" w:type="dxa"/>
+            <w:tcW w:w="661" w:type="dxa"/>
             <w:tcBorders/>
             <w:vAlign w:val="center"/>
           </w:tcPr>
@@ -1003,7 +1311,7 @@
         </w:tc>
         <w:tc>
           <w:tcPr>
-            <w:tcW w:w="8859" w:type="dxa"/>
+            <w:tcW w:w="8944" w:type="dxa"/>
             <w:tcBorders/>
             <w:vAlign w:val="center"/>
           </w:tcPr>
@@ -1028,7 +1336,7 @@
         <w:trPr/>
         <w:tc>
           <w:tcPr>
-            <w:tcW w:w="1821" w:type="dxa"/>
+            <w:tcW w:w="1734" w:type="dxa"/>
             <w:tcBorders/>
             <w:vAlign w:val="center"/>
           </w:tcPr>
@@ -1052,7 +1360,7 @@
         </w:tc>
         <w:tc>
           <w:tcPr>
-            <w:tcW w:w="659" w:type="dxa"/>
+            <w:tcW w:w="661" w:type="dxa"/>
             <w:tcBorders/>
             <w:vAlign w:val="center"/>
           </w:tcPr>
@@ -1072,7 +1380,7 @@
         </w:tc>
         <w:tc>
           <w:tcPr>
-            <w:tcW w:w="8859" w:type="dxa"/>
+            <w:tcW w:w="8944" w:type="dxa"/>
             <w:tcBorders/>
             <w:vAlign w:val="center"/>
           </w:tcPr>
@@ -1095,21 +1403,21 @@
         <w:trPr/>
         <w:tc>
           <w:tcPr>
-            <w:tcW w:w="1821" w:type="dxa"/>
-            <w:tcBorders/>
-            <w:vAlign w:val="center"/>
-          </w:tcPr>
-          <w:p>
-            <w:pPr>
-              <w:pStyle w:val="TableContents"/>
-              <w:bidi w:val="0"/>
-              <w:spacing w:before="0" w:after="283"/>
-              <w:jc w:val="left"/>
-              <w:rPr/>
-            </w:pPr>
-            <w:r>
-              <w:rPr/>
-              <w:t xml:space="preserve">参与者层 </w:t>
+            <w:tcW w:w="1734" w:type="dxa"/>
+            <w:tcBorders/>
+            <w:vAlign w:val="center"/>
+          </w:tcPr>
+          <w:p>
+            <w:pPr>
+              <w:pStyle w:val="TableContents"/>
+              <w:bidi w:val="0"/>
+              <w:spacing w:before="0" w:after="283"/>
+              <w:jc w:val="left"/>
+              <w:rPr/>
+            </w:pPr>
+            <w:r>
+              <w:rPr/>
+              <w:t xml:space="preserve">学生层 </w:t>
             </w:r>
             <w:r>
               <w:rPr/>
@@ -1119,7 +1427,7 @@
         </w:tc>
         <w:tc>
           <w:tcPr>
-            <w:tcW w:w="659" w:type="dxa"/>
+            <w:tcW w:w="661" w:type="dxa"/>
             <w:tcBorders/>
             <w:vAlign w:val="center"/>
           </w:tcPr>
@@ -1139,7 +1447,7 @@
         </w:tc>
         <w:tc>
           <w:tcPr>
-            <w:tcW w:w="8859" w:type="dxa"/>
+            <w:tcW w:w="8944" w:type="dxa"/>
             <w:tcBorders/>
             <w:vAlign w:val="center"/>
           </w:tcPr>
@@ -1162,7 +1470,7 @@
         <w:trPr/>
         <w:tc>
           <w:tcPr>
-            <w:tcW w:w="1821" w:type="dxa"/>
+            <w:tcW w:w="1734" w:type="dxa"/>
             <w:tcBorders/>
             <w:vAlign w:val="center"/>
           </w:tcPr>
@@ -1186,27 +1494,27 @@
         </w:tc>
         <w:tc>
           <w:tcPr>
-            <w:tcW w:w="659" w:type="dxa"/>
-            <w:tcBorders/>
-            <w:vAlign w:val="center"/>
-          </w:tcPr>
-          <w:p>
-            <w:pPr>
-              <w:pStyle w:val="TableContents"/>
-              <w:bidi w:val="0"/>
-              <w:spacing w:before="0" w:after="283"/>
-              <w:jc w:val="left"/>
-              <w:rPr/>
-            </w:pPr>
-            <w:r>
-              <w:rPr/>
-              <w:t>35 280</w:t>
-            </w:r>
-          </w:p>
-        </w:tc>
-        <w:tc>
-          <w:tcPr>
-            <w:tcW w:w="8859" w:type="dxa"/>
+            <w:tcW w:w="661" w:type="dxa"/>
+            <w:tcBorders/>
+            <w:vAlign w:val="center"/>
+          </w:tcPr>
+          <w:p>
+            <w:pPr>
+              <w:pStyle w:val="TableContents"/>
+              <w:bidi w:val="0"/>
+              <w:spacing w:before="0" w:after="283"/>
+              <w:jc w:val="left"/>
+              <w:rPr/>
+            </w:pPr>
+            <w:r>
+              <w:rPr/>
+              <w:t>20160</w:t>
+            </w:r>
+          </w:p>
+        </w:tc>
+        <w:tc>
+          <w:tcPr>
+            <w:tcW w:w="8944" w:type="dxa"/>
             <w:tcBorders/>
             <w:vAlign w:val="center"/>
           </w:tcPr>
@@ -1224,7 +1532,7 @@
             </w:r>
             <w:r>
               <w:rPr/>
-              <w:t>420 × 84</w:t>
+              <w:t>420 × 48</w:t>
             </w:r>
             <w:r>
               <w:rPr/>
@@ -1236,7 +1544,7 @@
             </w:r>
             <w:r>
               <w:rPr/>
-              <w:t xml:space="preserve">个瞬时特征、是否应答、 </w:t>
+              <w:t>个瞬时 特征、是否应答、</w:t>
             </w:r>
             <w:r>
               <w:rPr>
@@ -1255,7 +1563,7 @@
         <w:trPr/>
         <w:tc>
           <w:tcPr>
-            <w:tcW w:w="1821" w:type="dxa"/>
+            <w:tcW w:w="1734" w:type="dxa"/>
             <w:tcBorders/>
             <w:vAlign w:val="center"/>
           </w:tcPr>
@@ -1279,7 +1587,7 @@
         </w:tc>
         <w:tc>
           <w:tcPr>
-            <w:tcW w:w="659" w:type="dxa"/>
+            <w:tcW w:w="661" w:type="dxa"/>
             <w:tcBorders/>
             <w:vAlign w:val="center"/>
           </w:tcPr>
@@ -1299,7 +1607,7 @@
         </w:tc>
         <w:tc>
           <w:tcPr>
-            <w:tcW w:w="8859" w:type="dxa"/>
+            <w:tcW w:w="8944" w:type="dxa"/>
             <w:tcBorders/>
             <w:vAlign w:val="center"/>
           </w:tcPr>
@@ -1534,7 +1842,15 @@
       </w:r>
       <w:r>
         <w:rPr/>
-        <w:t xml:space="preserve">10 </w:t>
+        <w:t>10</w:t>
+      </w:r>
+      <w:r>
+        <w:rPr/>
+        <w:t>、</w:t>
+      </w:r>
+      <w:r>
+        <w:rPr/>
+        <w:t xml:space="preserve">11 </w:t>
       </w:r>
       <w:r>
         <w:rPr/>
@@ -1602,9 +1918,9 @@
       </w:tblPr>
       <w:tblGrid>
         <w:gridCol w:w="571"/>
-        <w:gridCol w:w="2099"/>
-        <w:gridCol w:w="6882"/>
-        <w:gridCol w:w="1787"/>
+        <w:gridCol w:w="2072"/>
+        <w:gridCol w:w="6446"/>
+        <w:gridCol w:w="2250"/>
       </w:tblGrid>
       <w:tr>
         <w:trPr/>
@@ -1632,7 +1948,7 @@
         </w:tc>
         <w:tc>
           <w:tcPr>
-            <w:tcW w:w="2099" w:type="dxa"/>
+            <w:tcW w:w="2072" w:type="dxa"/>
             <w:tcBorders/>
             <w:vAlign w:val="center"/>
           </w:tcPr>
@@ -1654,7 +1970,7 @@
         </w:tc>
         <w:tc>
           <w:tcPr>
-            <w:tcW w:w="6882" w:type="dxa"/>
+            <w:tcW w:w="6446" w:type="dxa"/>
             <w:tcBorders/>
             <w:vAlign w:val="center"/>
           </w:tcPr>
@@ -1676,7 +1992,7 @@
         </w:tc>
         <w:tc>
           <w:tcPr>
-            <w:tcW w:w="1787" w:type="dxa"/>
+            <w:tcW w:w="2250" w:type="dxa"/>
             <w:tcBorders/>
             <w:vAlign w:val="center"/>
           </w:tcPr>
@@ -1721,7 +2037,7 @@
         </w:tc>
         <w:tc>
           <w:tcPr>
-            <w:tcW w:w="2099" w:type="dxa"/>
+            <w:tcW w:w="2072" w:type="dxa"/>
             <w:tcBorders/>
             <w:vAlign w:val="center"/>
           </w:tcPr>
@@ -1743,7 +2059,7 @@
         </w:tc>
         <w:tc>
           <w:tcPr>
-            <w:tcW w:w="6882" w:type="dxa"/>
+            <w:tcW w:w="6446" w:type="dxa"/>
             <w:tcBorders/>
             <w:vAlign w:val="center"/>
           </w:tcPr>
@@ -1779,7 +2095,7 @@
         </w:tc>
         <w:tc>
           <w:tcPr>
-            <w:tcW w:w="1787" w:type="dxa"/>
+            <w:tcW w:w="2250" w:type="dxa"/>
             <w:tcBorders/>
             <w:vAlign w:val="center"/>
           </w:tcPr>
@@ -1822,7 +2138,7 @@
         </w:tc>
         <w:tc>
           <w:tcPr>
-            <w:tcW w:w="2099" w:type="dxa"/>
+            <w:tcW w:w="2072" w:type="dxa"/>
             <w:tcBorders/>
             <w:vAlign w:val="center"/>
           </w:tcPr>
@@ -1844,7 +2160,7 @@
         </w:tc>
         <w:tc>
           <w:tcPr>
-            <w:tcW w:w="6882" w:type="dxa"/>
+            <w:tcW w:w="6446" w:type="dxa"/>
             <w:tcBorders/>
             <w:vAlign w:val="center"/>
           </w:tcPr>
@@ -1884,7 +2200,7 @@
         </w:tc>
         <w:tc>
           <w:tcPr>
-            <w:tcW w:w="1787" w:type="dxa"/>
+            <w:tcW w:w="2250" w:type="dxa"/>
             <w:tcBorders/>
             <w:vAlign w:val="center"/>
           </w:tcPr>
@@ -1927,7 +2243,7 @@
         </w:tc>
         <w:tc>
           <w:tcPr>
-            <w:tcW w:w="2099" w:type="dxa"/>
+            <w:tcW w:w="2072" w:type="dxa"/>
             <w:tcBorders/>
             <w:vAlign w:val="center"/>
           </w:tcPr>
@@ -1949,7 +2265,7 @@
         </w:tc>
         <w:tc>
           <w:tcPr>
-            <w:tcW w:w="6882" w:type="dxa"/>
+            <w:tcW w:w="6446" w:type="dxa"/>
             <w:tcBorders/>
             <w:vAlign w:val="center"/>
           </w:tcPr>
@@ -1973,7 +2289,7 @@
         </w:tc>
         <w:tc>
           <w:tcPr>
-            <w:tcW w:w="1787" w:type="dxa"/>
+            <w:tcW w:w="2250" w:type="dxa"/>
             <w:tcBorders/>
             <w:vAlign w:val="center"/>
           </w:tcPr>
@@ -2018,7 +2334,7 @@
         </w:tc>
         <w:tc>
           <w:tcPr>
-            <w:tcW w:w="2099" w:type="dxa"/>
+            <w:tcW w:w="2072" w:type="dxa"/>
             <w:tcBorders/>
             <w:vAlign w:val="center"/>
           </w:tcPr>
@@ -2040,7 +2356,7 @@
         </w:tc>
         <w:tc>
           <w:tcPr>
-            <w:tcW w:w="6882" w:type="dxa"/>
+            <w:tcW w:w="6446" w:type="dxa"/>
             <w:tcBorders/>
             <w:vAlign w:val="center"/>
           </w:tcPr>
@@ -2064,7 +2380,7 @@
         </w:tc>
         <w:tc>
           <w:tcPr>
-            <w:tcW w:w="1787" w:type="dxa"/>
+            <w:tcW w:w="2250" w:type="dxa"/>
             <w:tcBorders/>
             <w:vAlign w:val="center"/>
           </w:tcPr>
@@ -2107,7 +2423,7 @@
         </w:tc>
         <w:tc>
           <w:tcPr>
-            <w:tcW w:w="2099" w:type="dxa"/>
+            <w:tcW w:w="2072" w:type="dxa"/>
             <w:tcBorders/>
             <w:vAlign w:val="center"/>
           </w:tcPr>
@@ -2129,7 +2445,7 @@
         </w:tc>
         <w:tc>
           <w:tcPr>
-            <w:tcW w:w="6882" w:type="dxa"/>
+            <w:tcW w:w="6446" w:type="dxa"/>
             <w:tcBorders/>
             <w:vAlign w:val="center"/>
           </w:tcPr>
@@ -2165,7 +2481,7 @@
         </w:tc>
         <w:tc>
           <w:tcPr>
-            <w:tcW w:w="1787" w:type="dxa"/>
+            <w:tcW w:w="2250" w:type="dxa"/>
             <w:tcBorders/>
             <w:vAlign w:val="center"/>
           </w:tcPr>
@@ -2208,7 +2524,7 @@
         </w:tc>
         <w:tc>
           <w:tcPr>
-            <w:tcW w:w="2099" w:type="dxa"/>
+            <w:tcW w:w="2072" w:type="dxa"/>
             <w:tcBorders/>
             <w:vAlign w:val="center"/>
           </w:tcPr>
@@ -2230,7 +2546,7 @@
         </w:tc>
         <w:tc>
           <w:tcPr>
-            <w:tcW w:w="6882" w:type="dxa"/>
+            <w:tcW w:w="6446" w:type="dxa"/>
             <w:tcBorders/>
             <w:vAlign w:val="center"/>
           </w:tcPr>
@@ -2250,7 +2566,7 @@
         </w:tc>
         <w:tc>
           <w:tcPr>
-            <w:tcW w:w="1787" w:type="dxa"/>
+            <w:tcW w:w="2250" w:type="dxa"/>
             <w:tcBorders/>
             <w:vAlign w:val="center"/>
           </w:tcPr>
@@ -2295,7 +2611,7 @@
         </w:tc>
         <w:tc>
           <w:tcPr>
-            <w:tcW w:w="2099" w:type="dxa"/>
+            <w:tcW w:w="2072" w:type="dxa"/>
             <w:tcBorders/>
             <w:vAlign w:val="center"/>
           </w:tcPr>
@@ -2317,7 +2633,7 @@
         </w:tc>
         <w:tc>
           <w:tcPr>
-            <w:tcW w:w="6882" w:type="dxa"/>
+            <w:tcW w:w="6446" w:type="dxa"/>
             <w:tcBorders/>
             <w:vAlign w:val="center"/>
           </w:tcPr>
@@ -2345,7 +2661,7 @@
         </w:tc>
         <w:tc>
           <w:tcPr>
-            <w:tcW w:w="1787" w:type="dxa"/>
+            <w:tcW w:w="2250" w:type="dxa"/>
             <w:tcBorders/>
             <w:vAlign w:val="center"/>
           </w:tcPr>
@@ -2361,7 +2677,7 @@
               <w:rPr>
                 <w:rStyle w:val="SourceText"/>
               </w:rPr>
-              <w:t>collapse.json</w:t>
+              <w:t>concept_collapse.json</w:t>
             </w:r>
           </w:p>
         </w:tc>
@@ -2390,7 +2706,7 @@
         </w:tc>
         <w:tc>
           <w:tcPr>
-            <w:tcW w:w="2099" w:type="dxa"/>
+            <w:tcW w:w="2072" w:type="dxa"/>
             <w:tcBorders/>
             <w:vAlign w:val="center"/>
           </w:tcPr>
@@ -2412,7 +2728,7 @@
         </w:tc>
         <w:tc>
           <w:tcPr>
-            <w:tcW w:w="6882" w:type="dxa"/>
+            <w:tcW w:w="6446" w:type="dxa"/>
             <w:tcBorders/>
             <w:vAlign w:val="center"/>
           </w:tcPr>
@@ -2432,7 +2748,7 @@
         </w:tc>
         <w:tc>
           <w:tcPr>
-            <w:tcW w:w="1787" w:type="dxa"/>
+            <w:tcW w:w="2250" w:type="dxa"/>
             <w:tcBorders/>
             <w:vAlign w:val="center"/>
           </w:tcPr>
@@ -2477,7 +2793,7 @@
         </w:tc>
         <w:tc>
           <w:tcPr>
-            <w:tcW w:w="2099" w:type="dxa"/>
+            <w:tcW w:w="2072" w:type="dxa"/>
             <w:tcBorders/>
             <w:vAlign w:val="center"/>
           </w:tcPr>
@@ -2499,7 +2815,7 @@
         </w:tc>
         <w:tc>
           <w:tcPr>
-            <w:tcW w:w="6882" w:type="dxa"/>
+            <w:tcW w:w="6446" w:type="dxa"/>
             <w:tcBorders/>
             <w:vAlign w:val="center"/>
           </w:tcPr>
@@ -2535,7 +2851,7 @@
         </w:tc>
         <w:tc>
           <w:tcPr>
-            <w:tcW w:w="1787" w:type="dxa"/>
+            <w:tcW w:w="2250" w:type="dxa"/>
             <w:tcBorders/>
             <w:vAlign w:val="center"/>
           </w:tcPr>
@@ -2584,7 +2900,7 @@
         </w:tc>
         <w:tc>
           <w:tcPr>
-            <w:tcW w:w="2099" w:type="dxa"/>
+            <w:tcW w:w="2072" w:type="dxa"/>
             <w:tcBorders/>
             <w:vAlign w:val="center"/>
           </w:tcPr>
@@ -2606,7 +2922,7 @@
         </w:tc>
         <w:tc>
           <w:tcPr>
-            <w:tcW w:w="6882" w:type="dxa"/>
+            <w:tcW w:w="6446" w:type="dxa"/>
             <w:tcBorders/>
             <w:vAlign w:val="center"/>
           </w:tcPr>
@@ -2638,7 +2954,7 @@
         </w:tc>
         <w:tc>
           <w:tcPr>
-            <w:tcW w:w="1787" w:type="dxa"/>
+            <w:tcW w:w="2250" w:type="dxa"/>
             <w:tcBorders/>
             <w:vAlign w:val="center"/>
           </w:tcPr>
@@ -2659,6 +2975,99 @@
           </w:p>
         </w:tc>
       </w:tr>
+      <w:tr>
+        <w:trPr/>
+        <w:tc>
+          <w:tcPr>
+            <w:tcW w:w="571" w:type="dxa"/>
+            <w:tcBorders/>
+            <w:vAlign w:val="center"/>
+          </w:tcPr>
+          <w:p>
+            <w:pPr>
+              <w:pStyle w:val="TableContents"/>
+              <w:bidi w:val="0"/>
+              <w:spacing w:before="0" w:after="283"/>
+              <w:jc w:val="left"/>
+              <w:rPr/>
+            </w:pPr>
+            <w:r>
+              <w:rPr/>
+              <w:t>11</w:t>
+            </w:r>
+          </w:p>
+        </w:tc>
+        <w:tc>
+          <w:tcPr>
+            <w:tcW w:w="2072" w:type="dxa"/>
+            <w:tcBorders/>
+            <w:vAlign w:val="center"/>
+          </w:tcPr>
+          <w:p>
+            <w:pPr>
+              <w:pStyle w:val="TableContents"/>
+              <w:bidi w:val="0"/>
+              <w:spacing w:before="0" w:after="283"/>
+              <w:jc w:val="left"/>
+              <w:rPr/>
+            </w:pPr>
+            <w:r>
+              <w:rPr>
+                <w:rStyle w:val="SourceText"/>
+              </w:rPr>
+              <w:t>make_protocol.py</w:t>
+            </w:r>
+          </w:p>
+        </w:tc>
+        <w:tc>
+          <w:tcPr>
+            <w:tcW w:w="6446" w:type="dxa"/>
+            <w:tcBorders/>
+            <w:vAlign w:val="center"/>
+          </w:tcPr>
+          <w:p>
+            <w:pPr>
+              <w:pStyle w:val="TableContents"/>
+              <w:bidi w:val="0"/>
+              <w:spacing w:before="0" w:after="283"/>
+              <w:jc w:val="left"/>
+              <w:rPr/>
+            </w:pPr>
+            <w:r>
+              <w:rPr/>
+              <w:t xml:space="preserve">生成本说明文档，其中的数字同样从 </w:t>
+            </w:r>
+            <w:r>
+              <w:rPr/>
+              <w:t xml:space="preserve">JSON </w:t>
+            </w:r>
+            <w:r>
+              <w:rPr/>
+              <w:t>插值</w:t>
+            </w:r>
+          </w:p>
+        </w:tc>
+        <w:tc>
+          <w:tcPr>
+            <w:tcW w:w="2250" w:type="dxa"/>
+            <w:tcBorders/>
+            <w:vAlign w:val="center"/>
+          </w:tcPr>
+          <w:p>
+            <w:pPr>
+              <w:pStyle w:val="TableContents"/>
+              <w:bidi w:val="0"/>
+              <w:spacing w:before="0" w:after="283"/>
+              <w:jc w:val="left"/>
+              <w:rPr/>
+            </w:pPr>
+            <w:r>
+              <w:rPr/>
+              <w:t>本文件</w:t>
+            </w:r>
+          </w:p>
+        </w:tc>
+      </w:tr>
     </w:tbl>
     <w:p>
       <w:pPr>
@@ -2725,7 +3134,7 @@
       </w:r>
       <w:r>
         <w:rPr/>
-        <w:t xml:space="preserve">18 </w:t>
+        <w:t xml:space="preserve">15 </w:t>
       </w:r>
       <w:r>
         <w:rPr/>
@@ -2810,6 +3219,22 @@
       <w:r>
         <w:rPr/>
         <w:t>工作簿</w:t>
+      </w:r>
+    </w:p>
+    <w:p>
+      <w:pPr>
+        <w:pStyle w:val="PreformattedText"/>
+        <w:bidi w:val="0"/>
+        <w:jc w:val="left"/>
+        <w:rPr/>
+      </w:pPr>
+      <w:r>
+        <w:rPr/>
+        <w:t xml:space="preserve">python3 make_protocol.py        # </w:t>
+      </w:r>
+      <w:r>
+        <w:rPr/>
+        <w:t>本说明文档</w:t>
       </w:r>
     </w:p>
     <w:p>
@@ -2972,7 +3397,7 @@
       </w:r>
       <w:r>
         <w:rPr/>
-        <w:t>）。报告给临床工作者 的就是这个分解，而不是注意力分布——论文的一个主要发现正是：同一个训练好的 模型，只看它的注意力分布会给出与实际算术相差很大的解释。</w:t>
+        <w:t>）。班主任拿到的就是 这个分解——具体是哪几个课间、当时发生了什么、那一刻把分数抬高或压低了多少—— 而不是一张注意力热力图。论文的一个主要发现正是：同一个训练好的模型，只看它的 注意力分布会给出与实际算术相差很大的解释。</w:t>
       </w:r>
     </w:p>
     <w:p>
@@ -3005,15 +3430,15 @@
         </w:tblCellMar>
       </w:tblPr>
       <w:tblGrid>
-        <w:gridCol w:w="1568"/>
+        <w:gridCol w:w="1572"/>
         <w:gridCol w:w="601"/>
-        <w:gridCol w:w="9170"/>
+        <w:gridCol w:w="9166"/>
       </w:tblGrid>
       <w:tr>
         <w:trPr/>
         <w:tc>
           <w:tcPr>
-            <w:tcW w:w="1568" w:type="dxa"/>
+            <w:tcW w:w="1572" w:type="dxa"/>
             <w:tcBorders/>
             <w:vAlign w:val="center"/>
           </w:tcPr>
@@ -3057,7 +3482,7 @@
         </w:tc>
         <w:tc>
           <w:tcPr>
-            <w:tcW w:w="9170" w:type="dxa"/>
+            <w:tcW w:w="9166" w:type="dxa"/>
             <w:tcBorders/>
             <w:vAlign w:val="center"/>
           </w:tcPr>
@@ -3082,7 +3507,7 @@
         <w:trPr/>
         <w:tc>
           <w:tcPr>
-            <w:tcW w:w="1568" w:type="dxa"/>
+            <w:tcW w:w="1572" w:type="dxa"/>
             <w:tcBorders/>
             <w:vAlign w:val="center"/>
           </w:tcPr>
@@ -3122,7 +3547,7 @@
         </w:tc>
         <w:tc>
           <w:tcPr>
-            <w:tcW w:w="9170" w:type="dxa"/>
+            <w:tcW w:w="9166" w:type="dxa"/>
             <w:tcBorders/>
             <w:vAlign w:val="center"/>
           </w:tcPr>
@@ -3145,7 +3570,7 @@
         <w:trPr/>
         <w:tc>
           <w:tcPr>
-            <w:tcW w:w="1568" w:type="dxa"/>
+            <w:tcW w:w="1572" w:type="dxa"/>
             <w:tcBorders/>
             <w:vAlign w:val="center"/>
           </w:tcPr>
@@ -3179,13 +3604,13 @@
             </w:pPr>
             <w:r>
               <w:rPr/>
-              <w:t>0.904</w:t>
-            </w:r>
-          </w:p>
-        </w:tc>
-        <w:tc>
-          <w:tcPr>
-            <w:tcW w:w="9170" w:type="dxa"/>
+              <w:t>0.764</w:t>
+            </w:r>
+          </w:p>
+        </w:tc>
+        <w:tc>
+          <w:tcPr>
+            <w:tcW w:w="9166" w:type="dxa"/>
             <w:tcBorders/>
             <w:vAlign w:val="center"/>
           </w:tcPr>
@@ -3211,7 +3636,7 @@
             </w:r>
             <w:r>
               <w:rPr/>
-              <w:t xml:space="preserve">90.1%—— </w:t>
+              <w:t>89.4%——</w:t>
             </w:r>
             <w:r>
               <w:rPr/>
@@ -3224,7 +3649,7 @@
         <w:trPr/>
         <w:tc>
           <w:tcPr>
-            <w:tcW w:w="1568" w:type="dxa"/>
+            <w:tcW w:w="1572" w:type="dxa"/>
             <w:tcBorders/>
             <w:vAlign w:val="center"/>
           </w:tcPr>
@@ -3258,13 +3683,13 @@
             </w:pPr>
             <w:r>
               <w:rPr/>
-              <w:t>0.646</w:t>
-            </w:r>
-          </w:p>
-        </w:tc>
-        <w:tc>
-          <w:tcPr>
-            <w:tcW w:w="9170" w:type="dxa"/>
+              <w:t>0.483</w:t>
+            </w:r>
+          </w:p>
+        </w:tc>
+        <w:tc>
+          <w:tcPr>
+            <w:tcW w:w="9166" w:type="dxa"/>
             <w:tcBorders/>
             <w:vAlign w:val="center"/>
           </w:tcPr>
@@ -3282,7 +3707,7 @@
             </w:r>
             <w:r>
               <w:rPr/>
-              <w:t xml:space="preserve">3.23 </w:t>
+              <w:t xml:space="preserve">2.41 </w:t>
             </w:r>
             <w:r>
               <w:rPr/>
@@ -3383,17 +3808,17 @@
       </w:pPr>
       <w:r>
         <w:rPr/>
-        <w:t>本体解析器与时序图在本语料上</w:t>
+        <w:t>本体解析器在本语料上</w:t>
       </w:r>
       <w:r>
         <w:rPr>
           <w:b/>
         </w:rPr>
-        <w:t>没有跑赢各自的消融</w:t>
-      </w:r>
-      <w:r>
-        <w:rPr/>
-        <w:t xml:space="preserve">，正文直接写明， 并说明这一结论的适用范围。 </w:t>
+        <w:t>没有跑赢它的消融</w:t>
+      </w:r>
+      <w:r>
+        <w:rPr/>
+        <w:t xml:space="preserve">（去掉它之后精度、验证集 交叉熵、证据链吻合度三项都没有变差，吻合度甚至略高），正文直接写明， 并说明这一结论的适用范围。时序图跑赢了它的消融，但差距约等于一个种子 标准差，正文也只写到「不会更差，大概率略有帮助」为止。 </w:t>
       </w:r>
     </w:p>
     <w:p>
@@ -3415,15 +3840,23 @@
       </w:pPr>
       <w:r>
         <w:rPr/>
-        <w:t xml:space="preserve">与最强基线 </w:t>
-      </w:r>
-      <w:r>
-        <w:rPr/>
-        <w:t xml:space="preserve">0.012 </w:t>
-      </w:r>
-      <w:r>
-        <w:rPr/>
-        <w:t xml:space="preserve">的精度差约等于一个随机种子标准差，正文标注为 「三次初始化无法分辨」。 </w:t>
+        <w:t>与最强基线（</w:t>
+      </w:r>
+      <w:r>
+        <w:rPr/>
+        <w:t>Self-attentive encoder</w:t>
+      </w:r>
+      <w:r>
+        <w:rPr/>
+        <w:t>）</w:t>
+      </w:r>
+      <w:r>
+        <w:rPr/>
+        <w:t xml:space="preserve">0.006 </w:t>
+      </w:r>
+      <w:r>
+        <w:rPr/>
+        <w:t xml:space="preserve">的精度差约等于一个随机种子标准差， 正文标注为「三次初始化无法分辨」。 </w:t>
       </w:r>
     </w:p>
     <w:p>
@@ -3445,37 +3878,7 @@
       </w:pPr>
       <w:r>
         <w:rPr/>
-        <w:t xml:space="preserve">最简单的基线（个体层均值与标准差 </w:t>
-      </w:r>
-      <w:r>
-        <w:rPr/>
-        <w:t xml:space="preserve">+ logistic </w:t>
-      </w:r>
-      <w:r>
-        <w:rPr/>
-        <w:t xml:space="preserve">回归）精度与所提模型 在三位小数上相同，正文明确指出。 </w:t>
-      </w:r>
-    </w:p>
-    <w:p>
-      <w:pPr>
-        <w:pStyle w:val="BodyText"/>
-        <w:numPr>
-          <w:ilvl w:val="0"/>
-          <w:numId w:val="1"/>
-        </w:numPr>
-        <w:tabs>
-          <w:tab w:val="clear" w:pos="1134"/>
-          <w:tab w:val="left" w:pos="709" w:leader="none"/>
-        </w:tabs>
-        <w:bidi w:val="0"/>
-        <w:spacing w:before="0" w:after="0"/>
-        <w:ind w:hanging="283" w:left="709"/>
-        <w:jc w:val="left"/>
-        <w:rPr/>
-      </w:pPr>
-      <w:r>
-        <w:rPr/>
-        <w:t>稀疏化对吻合度的影响非单调、且变动量与种子噪声同量级，因此论文只主张 「稀疏化买不到正确性」，</w:t>
+        <w:t>稀疏化在前四档对吻合度没有影响、之后开始下滑，但只有三个种子，因此论文 只主张「稀疏化在任何一档都买不到正确性」这个能站得住的说法，</w:t>
       </w:r>
       <w:r>
         <w:rPr>
@@ -3485,7 +3888,7 @@
       </w:r>
       <w:r>
         <w:rPr/>
-        <w:t xml:space="preserve">主张「稀疏化降低正确性」。 </w:t>
+        <w:t xml:space="preserve"> 把「稀疏化降低正确性」当作一项结论来提。 </w:t>
       </w:r>
     </w:p>
     <w:p>
@@ -3506,19 +3909,19 @@
       </w:pPr>
       <w:r>
         <w:rPr/>
-        <w:t xml:space="preserve">DERS </w:t>
-      </w:r>
-      <w:r>
-        <w:rPr/>
-        <w:t>与整体调节得分的相关未达显著（</w:t>
-      </w:r>
-      <w:r>
-        <w:rPr/>
-        <w:t>r = −0.222, p = .080</w:t>
-      </w:r>
-      <w:r>
-        <w:rPr/>
-        <w:t xml:space="preserve">），如实报告， 未只挑显著的两项汇报。 </w:t>
+        <w:t xml:space="preserve">ERC </w:t>
+      </w:r>
+      <w:r>
+        <w:rPr/>
+        <w:t>教师报告与整体调节得分的相关达到显著（</w:t>
+      </w:r>
+      <w:r>
+        <w:rPr/>
+        <w:t>r = 0.331, p = 0.008</w:t>
+      </w:r>
+      <w:r>
+        <w:rPr/>
+        <w:t xml:space="preserve">），如实报告，未只挑显著的 两项汇报。这一条本身有实质含义：教师能看见的和学生藏起来的不是同一个 量，两者不能互相替代。 </w:t>
       </w:r>
     </w:p>
     <w:p>
@@ -3570,7 +3973,7 @@
       </w:r>
       <w:r>
         <w:rPr/>
-        <w:t>插值进正文，没有一个是 手工填写的，因此正文与该工作簿不可能对不上。</w:t>
+        <w:t>插值进正文，没有一个是 手工填写的，因此正文与该工作簿不可能对不上。本说明文档同理。</w:t>
       </w:r>
     </w:p>
     <w:tbl>
@@ -4041,7 +4444,7 @@
             </w:r>
             <w:r>
               <w:rPr/>
-              <w:t xml:space="preserve">B </w:t>
+              <w:t xml:space="preserve">C </w:t>
             </w:r>
             <w:r>
               <w:rPr/>
@@ -4081,7 +4484,25 @@
       </w:r>
       <w:r>
         <w:rPr/>
-        <w:t xml:space="preserve">或深度学习框架。语料为模拟数据，不涉及人类被试，因此 不需要伦理审查批准；论文第七节 </w:t>
+        <w:t>或深度学习框架。语料为模拟数据，</w:t>
+      </w:r>
+      <w:r>
+        <w:rPr>
+          <w:b/>
+        </w:rPr>
+        <w:t>不涉及任何真实儿童 被试</w:t>
+      </w:r>
+      <w:r>
+        <w:rPr/>
+        <w:t xml:space="preserve">，因此不需要伦理审查批准，也不存在家长知情同意程序；论文第七节 </w:t>
+      </w:r>
+      <w:r>
+        <w:rPr/>
+        <w:t xml:space="preserve">A </w:t>
+      </w:r>
+      <w:r>
+        <w:rPr/>
+        <w:t xml:space="preserve">小节列出了在真实校园中部署时必须满足的条件（家长知情同意与儿童本人同意、 数据最小化、不做情绪实时推送、输出只交给了解该学生的班主任或心理教师、 不用于横向排名），第七节 </w:t>
       </w:r>
       <w:r>
         <w:rPr/>
@@ -4089,7 +4510,7 @@
       </w:r>
       <w:r>
         <w:rPr/>
-        <w:t>小节讨论了向观测语料迁移时需要补充的 验证工作。</w:t>
+        <w:t>小节讨论了向观测语料迁移时需要补充的验证工作。</w:t>
       </w:r>
     </w:p>
     <w:sectPr>
